--- a/harnesses/clawpod-ocr/templates/enterprise-comparison-template.docx
+++ b/harnesses/clawpod-ocr/templates/enterprise-comparison-template.docx
@@ -8,7 +8,7 @@
       </w:pPr>
       <w:r>
         <w:rPr/>
-        <w:t xml:space="preserve">OCR COMPARISON REPORT</w:t>
+        <w:t xml:space="preserve">OCR ENTERPRISE REPORT</w:t>
       </w:r>
     </w:p>
     <w:p>
@@ -18,44 +18,120 @@
           <w:b/>
           <w:color w:val="365F91"/>
         </w:rPr>
-        <w:t xml:space="preserve">Enterprise document verification package</w:t>
-      </w:r>
-    </w:p>
-    <w:p>
-      <w:pPr/>
-      <w:r>
-        <w:rPr/>
-        <w:t xml:space="preserve">Document ID: OCR-TEMPLATE</w:t>
-      </w:r>
-    </w:p>
-    <w:p>
-      <w:pPr/>
-      <w:r>
-        <w:rPr/>
-        <w:t xml:space="preserve">Generated: YYYY-MM-DDTHH:MM:SSZ</w:t>
-      </w:r>
-    </w:p>
-    <w:p>
-      <w:pPr/>
-      <w:r>
-        <w:rPr/>
-        <w:t xml:space="preserve">Security label: INTERNAL</w:t>
-      </w:r>
-    </w:p>
+        <w:t xml:space="preserve">Reader-first document verification package</w:t>
+      </w:r>
+    </w:p>
+    <w:tbl>
+      <w:tblPr>
+        <w:tblW w:w="9000" w:type="dxa"/>
+        <w:tblBorders>
+          <w:top w:val="single" w:sz="4" w:color="B8CCE4"/>
+          <w:left w:val="single" w:sz="4" w:color="B8CCE4"/>
+          <w:bottom w:val="single" w:sz="4" w:color="B8CCE4"/>
+          <w:right w:val="single" w:sz="4" w:color="B8CCE4"/>
+          <w:insideH w:val="single" w:sz="4" w:color="D9E2F3"/>
+          <w:insideV w:val="single" w:sz="4" w:color="D9E2F3"/>
+        </w:tblBorders>
+      </w:tblPr>
+      <w:tr>
+        <w:tc>
+          <w:tcPr>
+            <w:tcW w:w="4500" w:type="dxa"/>
+          </w:tcPr>
+          <w:p>
+            <w:pPr/>
+            <w:r>
+              <w:rPr>
+                <w:b/>
+              </w:rPr>
+              <w:t xml:space="preserve">Document ID</w:t>
+            </w:r>
+          </w:p>
+        </w:tc>
+        <w:tc>
+          <w:tcPr>
+            <w:tcW w:w="4500" w:type="dxa"/>
+          </w:tcPr>
+          <w:p>
+            <w:pPr/>
+            <w:r>
+              <w:rPr/>
+              <w:t xml:space="preserve">{{document_id}}</w:t>
+            </w:r>
+          </w:p>
+        </w:tc>
+      </w:tr>
+      <w:tr>
+        <w:tc>
+          <w:tcPr>
+            <w:tcW w:w="4500" w:type="dxa"/>
+          </w:tcPr>
+          <w:p>
+            <w:pPr/>
+            <w:r>
+              <w:rPr>
+                <w:b/>
+              </w:rPr>
+              <w:t xml:space="preserve">Generated</w:t>
+            </w:r>
+          </w:p>
+        </w:tc>
+        <w:tc>
+          <w:tcPr>
+            <w:tcW w:w="4500" w:type="dxa"/>
+          </w:tcPr>
+          <w:p>
+            <w:pPr/>
+            <w:r>
+              <w:rPr/>
+              <w:t xml:space="preserve">{{generated_at}}</w:t>
+            </w:r>
+          </w:p>
+        </w:tc>
+      </w:tr>
+      <w:tr>
+        <w:tc>
+          <w:tcPr>
+            <w:tcW w:w="4500" w:type="dxa"/>
+          </w:tcPr>
+          <w:p>
+            <w:pPr/>
+            <w:r>
+              <w:rPr>
+                <w:b/>
+              </w:rPr>
+              <w:t xml:space="preserve">Security label</w:t>
+            </w:r>
+          </w:p>
+        </w:tc>
+        <w:tc>
+          <w:tcPr>
+            <w:tcW w:w="4500" w:type="dxa"/>
+          </w:tcPr>
+          <w:p>
+            <w:pPr/>
+            <w:r>
+              <w:rPr/>
+              <w:t xml:space="preserve">{{security_label}}</w:t>
+            </w:r>
+          </w:p>
+        </w:tc>
+      </w:tr>
+    </w:tbl>
     <w:p>
       <w:pPr>
         <w:pStyle w:val="Heading1"/>
       </w:pPr>
       <w:r>
         <w:rPr/>
-        <w:t xml:space="preserve">1. Executive summary</w:t>
-      </w:r>
-    </w:p>
-    <w:p>
-      <w:pPr/>
-      <w:r>
-        <w:rPr/>
-        <w:t xml:space="preserve">Files: 0 | Passed QA: 0 | Review required: 0</w:t>
+        <w:t xml:space="preserve">1. Executive information</w:t>
+      </w:r>
+    </w:p>
+    <w:p>
+      <w:pPr/>
+      <w:r>
+        <w:rPr/>
+        <w:t xml:space="preserve">Files: 1 | Passed QA: 1 | Review required: 0</w:t>
       </w:r>
     </w:p>
     <w:p>
@@ -64,7 +140,488 @@
       </w:pPr>
       <w:r>
         <w:rPr/>
-        <w:t xml:space="preserve">2. Contents and file index</w:t>
+        <w:t xml:space="preserve">2. Review-needed highlights</w:t>
+      </w:r>
+    </w:p>
+    <w:p>
+      <w:pPr/>
+      <w:r>
+        <w:rPr/>
+        <w:t xml:space="preserve">No automated review flags. Confirm against source evidence before consequential use.</w:t>
+      </w:r>
+    </w:p>
+    <w:p>
+      <w:pPr>
+        <w:pStyle w:val="Heading1"/>
+      </w:pPr>
+      <w:r>
+        <w:rPr/>
+        <w:t xml:space="preserve">3. File index</w:t>
+      </w:r>
+    </w:p>
+    <w:tbl>
+      <w:tblPr>
+        <w:tblW w:w="9000" w:type="dxa"/>
+        <w:tblBorders>
+          <w:top w:val="single" w:sz="4" w:color="B8CCE4"/>
+          <w:left w:val="single" w:sz="4" w:color="B8CCE4"/>
+          <w:bottom w:val="single" w:sz="4" w:color="B8CCE4"/>
+          <w:right w:val="single" w:sz="4" w:color="B8CCE4"/>
+          <w:insideH w:val="single" w:sz="4" w:color="D9E2F3"/>
+          <w:insideV w:val="single" w:sz="4" w:color="D9E2F3"/>
+        </w:tblBorders>
+      </w:tblPr>
+      <w:tr>
+        <w:tc>
+          <w:tcPr>
+            <w:tcW w:w="4500" w:type="dxa"/>
+          </w:tcPr>
+          <w:p>
+            <w:pPr/>
+            <w:r>
+              <w:rPr>
+                <w:b/>
+              </w:rPr>
+              <w:t xml:space="preserve">File</w:t>
+            </w:r>
+          </w:p>
+        </w:tc>
+        <w:tc>
+          <w:tcPr>
+            <w:tcW w:w="4500" w:type="dxa"/>
+          </w:tcPr>
+          <w:p>
+            <w:pPr/>
+            <w:r>
+              <w:rPr/>
+              <w:t xml:space="preserve">QA / confidence</w:t>
+            </w:r>
+          </w:p>
+        </w:tc>
+      </w:tr>
+      <w:tr>
+        <w:tc>
+          <w:tcPr>
+            <w:tcW w:w="4500" w:type="dxa"/>
+          </w:tcPr>
+          <w:p>
+            <w:pPr/>
+            <w:r>
+              <w:rPr>
+                <w:b/>
+              </w:rPr>
+              <w:t xml:space="preserve">1. {{source_filename}}</w:t>
+            </w:r>
+          </w:p>
+        </w:tc>
+        <w:tc>
+          <w:tcPr>
+            <w:tcW w:w="4500" w:type="dxa"/>
+          </w:tcPr>
+          <w:p>
+            <w:pPr/>
+            <w:r>
+              <w:rPr/>
+              <w:t xml:space="preserve">PASS / 88.0%</w:t>
+            </w:r>
+          </w:p>
+        </w:tc>
+      </w:tr>
+    </w:tbl>
+    <w:p>
+      <w:r>
+        <w:br w:type="page"/>
+      </w:r>
+    </w:p>
+    <w:p>
+      <w:pPr>
+        <w:pStyle w:val="Heading1"/>
+      </w:pPr>
+      <w:r>
+        <w:rPr/>
+        <w:t xml:space="preserve">4. File 1: {{source_filename}}</w:t>
+      </w:r>
+    </w:p>
+    <w:p>
+      <w:pPr>
+        <w:pStyle w:val="Heading2"/>
+      </w:pPr>
+      <w:r>
+        <w:rPr/>
+        <w:t xml:space="preserve">Executive information</w:t>
+      </w:r>
+    </w:p>
+    <w:tbl>
+      <w:tblPr>
+        <w:tblW w:w="9000" w:type="dxa"/>
+        <w:tblBorders>
+          <w:top w:val="single" w:sz="4" w:color="B8CCE4"/>
+          <w:left w:val="single" w:sz="4" w:color="B8CCE4"/>
+          <w:bottom w:val="single" w:sz="4" w:color="B8CCE4"/>
+          <w:right w:val="single" w:sz="4" w:color="B8CCE4"/>
+          <w:insideH w:val="single" w:sz="4" w:color="D9E2F3"/>
+          <w:insideV w:val="single" w:sz="4" w:color="D9E2F3"/>
+        </w:tblBorders>
+      </w:tblPr>
+      <w:tr>
+        <w:tc>
+          <w:tcPr>
+            <w:tcW w:w="4500" w:type="dxa"/>
+          </w:tcPr>
+          <w:p>
+            <w:pPr/>
+            <w:r>
+              <w:rPr>
+                <w:b/>
+              </w:rPr>
+              <w:t xml:space="preserve">QA status</w:t>
+            </w:r>
+          </w:p>
+        </w:tc>
+        <w:tc>
+          <w:tcPr>
+            <w:tcW w:w="4500" w:type="dxa"/>
+          </w:tcPr>
+          <w:p>
+            <w:pPr/>
+            <w:r>
+              <w:rPr/>
+              <w:t xml:space="preserve">PASS</w:t>
+            </w:r>
+          </w:p>
+        </w:tc>
+      </w:tr>
+      <w:tr>
+        <w:tc>
+          <w:tcPr>
+            <w:tcW w:w="4500" w:type="dxa"/>
+          </w:tcPr>
+          <w:p>
+            <w:pPr/>
+            <w:r>
+              <w:rPr>
+                <w:b/>
+              </w:rPr>
+              <w:t xml:space="preserve">Confidence</w:t>
+            </w:r>
+          </w:p>
+        </w:tc>
+        <w:tc>
+          <w:tcPr>
+            <w:tcW w:w="4500" w:type="dxa"/>
+          </w:tcPr>
+          <w:p>
+            <w:pPr/>
+            <w:r>
+              <w:rPr/>
+              <w:t xml:space="preserve">88.0%</w:t>
+            </w:r>
+          </w:p>
+        </w:tc>
+      </w:tr>
+      <w:tr>
+        <w:tc>
+          <w:tcPr>
+            <w:tcW w:w="4500" w:type="dxa"/>
+          </w:tcPr>
+          <w:p>
+            <w:pPr/>
+            <w:r>
+              <w:rPr>
+                <w:b/>
+              </w:rPr>
+              <w:t xml:space="preserve">Language / engine</w:t>
+            </w:r>
+          </w:p>
+        </w:tc>
+        <w:tc>
+          <w:tcPr>
+            <w:tcW w:w="4500" w:type="dxa"/>
+          </w:tcPr>
+          <w:p>
+            <w:pPr/>
+            <w:r>
+              <w:rPr/>
+              <w:t xml:space="preserve">{{language}} / {{engine}}</w:t>
+            </w:r>
+          </w:p>
+        </w:tc>
+      </w:tr>
+      <w:tr>
+        <w:tc>
+          <w:tcPr>
+            <w:tcW w:w="4500" w:type="dxa"/>
+          </w:tcPr>
+          <w:p>
+            <w:pPr/>
+            <w:r>
+              <w:rPr>
+                <w:b/>
+              </w:rPr>
+              <w:t xml:space="preserve">Pages / dimensions</w:t>
+            </w:r>
+          </w:p>
+        </w:tc>
+        <w:tc>
+          <w:tcPr>
+            <w:tcW w:w="4500" w:type="dxa"/>
+          </w:tcPr>
+          <w:p>
+            <w:pPr/>
+            <w:r>
+              <w:rPr/>
+              <w:t xml:space="preserve">{{pages}} / {{dimensions}}</w:t>
+            </w:r>
+          </w:p>
+        </w:tc>
+      </w:tr>
+      <w:tr>
+        <w:tc>
+          <w:tcPr>
+            <w:tcW w:w="4500" w:type="dxa"/>
+          </w:tcPr>
+          <w:p>
+            <w:pPr/>
+            <w:r>
+              <w:rPr>
+                <w:b/>
+              </w:rPr>
+              <w:t xml:space="preserve">Validation</w:t>
+            </w:r>
+          </w:p>
+        </w:tc>
+        <w:tc>
+          <w:tcPr>
+            <w:tcW w:w="4500" w:type="dxa"/>
+          </w:tcPr>
+          <w:p>
+            <w:pPr/>
+            <w:r>
+              <w:rPr/>
+              <w:t xml:space="preserve">valid</w:t>
+            </w:r>
+          </w:p>
+        </w:tc>
+      </w:tr>
+      <w:tr>
+        <w:tc>
+          <w:tcPr>
+            <w:tcW w:w="4500" w:type="dxa"/>
+          </w:tcPr>
+          <w:p>
+            <w:pPr/>
+            <w:r>
+              <w:rPr>
+                <w:b/>
+              </w:rPr>
+              <w:t xml:space="preserve">Review required</w:t>
+            </w:r>
+          </w:p>
+        </w:tc>
+        <w:tc>
+          <w:tcPr>
+            <w:tcW w:w="4500" w:type="dxa"/>
+          </w:tcPr>
+          <w:p>
+            <w:pPr/>
+            <w:r>
+              <w:rPr/>
+              <w:t xml:space="preserve">no</w:t>
+            </w:r>
+          </w:p>
+        </w:tc>
+      </w:tr>
+    </w:tbl>
+    <w:p>
+      <w:pPr>
+        <w:pStyle w:val="Heading2"/>
+      </w:pPr>
+      <w:r>
+        <w:rPr/>
+        <w:t xml:space="preserve">읽기용 정리본</w:t>
+      </w:r>
+    </w:p>
+    <w:p>
+      <w:pPr/>
+      <w:r>
+        <w:rPr>
+          <w:color w:val="59636E"/>
+        </w:rPr>
+        <w:t xml:space="preserve">표시 정규화본입니다. 권위 있는 교정본이 아니며, 줄바꿈·빈 줄·중복 공백만 보수적으로 정리했습니다. 의미 해석이나 문자 교정은 하지 않았습니다.</w:t>
+      </w:r>
+    </w:p>
+    <w:tbl>
+      <w:tblPr>
+        <w:tblW w:w="9000" w:type="dxa"/>
+        <w:tblBorders>
+          <w:top w:val="single" w:sz="4" w:color="B8CCE4"/>
+          <w:left w:val="single" w:sz="4" w:color="B8CCE4"/>
+          <w:bottom w:val="single" w:sz="4" w:color="B8CCE4"/>
+          <w:right w:val="single" w:sz="4" w:color="B8CCE4"/>
+          <w:insideH w:val="single" w:sz="4" w:color="D9E2F3"/>
+          <w:insideV w:val="single" w:sz="4" w:color="D9E2F3"/>
+        </w:tblBorders>
+      </w:tblPr>
+      <w:tr>
+        <w:tc>
+          <w:tcPr>
+            <w:tcW w:w="4500" w:type="dxa"/>
+          </w:tcPr>
+          <w:p>
+            <w:pPr/>
+            <w:r>
+              <w:rPr>
+                <w:b/>
+              </w:rPr>
+              <w:t xml:space="preserve">상호:</w:t>
+            </w:r>
+          </w:p>
+        </w:tc>
+        <w:tc>
+          <w:tcPr>
+            <w:tcW w:w="4500" w:type="dxa"/>
+          </w:tcPr>
+          <w:p>
+            <w:pPr/>
+            <w:r>
+              <w:rPr/>
+              <w:t xml:space="preserve">{{value}}</w:t>
+            </w:r>
+          </w:p>
+        </w:tc>
+      </w:tr>
+      <w:tr>
+        <w:tc>
+          <w:tcPr>
+            <w:tcW w:w="4500" w:type="dxa"/>
+          </w:tcPr>
+          <w:p>
+            <w:pPr/>
+            <w:r>
+              <w:rPr>
+                <w:b/>
+              </w:rPr>
+              <w:t xml:space="preserve">금액</w:t>
+            </w:r>
+          </w:p>
+        </w:tc>
+        <w:tc>
+          <w:tcPr>
+            <w:tcW w:w="4500" w:type="dxa"/>
+          </w:tcPr>
+          <w:p>
+            <w:pPr/>
+            <w:r>
+              <w:rPr/>
+              <w:t xml:space="preserve">{{amount}}</w:t>
+            </w:r>
+          </w:p>
+        </w:tc>
+      </w:tr>
+    </w:tbl>
+    <w:p>
+      <w:pPr/>
+      <w:r>
+        <w:rPr/>
+        <w:t xml:space="preserve">{{raw_ocr}}</w:t>
+      </w:r>
+    </w:p>
+    <w:p>
+      <w:pPr>
+        <w:pStyle w:val="Heading2"/>
+      </w:pPr>
+      <w:r>
+        <w:rPr/>
+        <w:t xml:space="preserve">Corrected/normalized text (separate derived result)</w:t>
+      </w:r>
+    </w:p>
+    <w:p>
+      <w:pPr/>
+      <w:r>
+        <w:rPr>
+          <w:color w:val="59636E"/>
+        </w:rPr>
+        <w:t xml:space="preserve">This derived text is separate from the reading view and immutable raw OCR.</w:t>
+      </w:r>
+    </w:p>
+    <w:p>
+      <w:pPr/>
+      <w:r>
+        <w:rPr/>
+        <w:t xml:space="preserve">{{corrected_text}}</w:t>
+      </w:r>
+    </w:p>
+    <w:p>
+      <w:pPr>
+        <w:pStyle w:val="Heading2"/>
+      </w:pPr>
+      <w:r>
+        <w:rPr/>
+        <w:t xml:space="preserve">Source comparison and evidence</w:t>
+      </w:r>
+    </w:p>
+    <w:p>
+      <w:pPr/>
+      <w:r>
+        <w:rPr/>
+        <w:t xml:space="preserve">Source SHA-256: {{source_sha256}} | Cache: {{cache}} | Raw preservation: preserved</w:t>
+      </w:r>
+    </w:p>
+    <w:p>
+      <w:pPr>
+        <w:pStyle w:val="Heading2"/>
+      </w:pPr>
+      <w:r>
+        <w:rPr/>
+        <w:t xml:space="preserve">Original source image unavailable for direct embedding (source retained and identified by digest).</w:t>
+      </w:r>
+    </w:p>
+    <w:p>
+      <w:r>
+        <w:br w:type="page"/>
+      </w:r>
+    </w:p>
+    <w:p>
+      <w:pPr>
+        <w:pStyle w:val="Heading1"/>
+      </w:pPr>
+      <w:r>
+        <w:rPr/>
+        <w:t xml:space="preserve">Appendix A. RAW OCR (감사용 원문)</w:t>
+      </w:r>
+    </w:p>
+    <w:p>
+      <w:pPr/>
+      <w:r>
+        <w:rPr>
+          <w:color w:val="59636E"/>
+        </w:rPr>
+        <w:t xml:space="preserve">result.json에서 읽은 변경 불가 감사 증거입니다. 읽기용 정리본 및 별도 교정본과 분리되어 있으며 원문 기록은 수정되지 않습니다.</w:t>
+      </w:r>
+    </w:p>
+    <w:p>
+      <w:pPr>
+        <w:pStyle w:val="Heading2"/>
+      </w:pPr>
+      <w:r>
+        <w:rPr/>
+        <w:t xml:space="preserve">A.1 {{source_filename}}</w:t>
+      </w:r>
+    </w:p>
+    <w:p>
+      <w:pPr/>
+      <w:r>
+        <w:rPr/>
+        <w:t xml:space="preserve">Source SHA-256: {{source_sha256}} | Immutable: yes | Raw preservation: preserved</w:t>
+      </w:r>
+    </w:p>
+    <w:p>
+      <w:pPr/>
+      <w:r>
+        <w:rPr/>
+        <w:t xml:space="preserve">상호: {{value}}
+금액  {{amount}}
+{{raw_ocr}}</w:t>
       </w:r>
     </w:p>
     <w:sectPr>
@@ -84,7 +641,7 @@
       <w:jc w:val="center"/>
     </w:pPr>
     <w:r>
-      <w:t>Page </w:t>
+      <w:t xml:space="preserve">Page </w:t>
     </w:r>
     <w:fldSimple w:instr="PAGE"/>
   </w:p>
@@ -95,7 +652,7 @@
 <w:hdr xmlns:w="http://schemas.openxmlformats.org/wordprocessingml/2006/main">
   <w:p>
     <w:r>
-      <w:t>ClawPod OCR | INTERNAL | OCR-TEMPLATE</w:t>
+      <w:t>ClawPod OCR | {{security_label}} | {{document_id}}</w:t>
     </w:r>
   </w:p>
 </w:hdr>
